--- a/New HSSE Management System 2026/03-Planning/01-DAN-PLN-HSE-000001-PHSEW__Jun_2026_REV00_Project_HSSEW_Plan.docx
+++ b/New HSSE Management System 2026/03-Planning/01-DAN-PLN-HSE-000001-PHSEW__Jun_2026_REV00_Project_HSSEW_Plan.docx
@@ -908,7 +908,7 @@
               <w:bidi w:val="0"/>
             </w:pPr>
             <w:r>
-              <w:t>Draft for review</w:t>
+              <w:t xml:space="preserve">Approved — Issued for Implementation</w:t>
             </w:r>
           </w:p>
         </w:tc>
@@ -968,7 +968,7 @@
               <w:bidi w:val="0"/>
             </w:pPr>
             <w:r>
-              <w:t>HSSE Manager (Employer)</w:t>
+              <w:t xml:space="preserve">Mohammed Alshehri — HSSE Manager (Employer)</w:t>
             </w:r>
           </w:p>
         </w:tc>
@@ -1028,7 +1028,7 @@
               <w:bidi w:val="0"/>
             </w:pPr>
             <w:r>
-              <w:t>HSSE Manager — Employer HSSE Function</w:t>
+              <w:t xml:space="preserve">Mohammed Alshehri — HSSE Manager, Employer HSSE Function</w:t>
             </w:r>
           </w:p>
         </w:tc>
@@ -1533,7 +1533,7 @@
               <w:bidi w:val="0"/>
             </w:pPr>
             <w:r>
-              <w:t>HSSE Manager</w:t>
+              <w:t xml:space="preserve">Mohammed Alshehri — HSSE Manager</w:t>
             </w:r>
           </w:p>
         </w:tc>
@@ -1581,6 +1581,14 @@
             <w:pPr>
               <w:bidi w:val="0"/>
             </w:pPr>
+            <w:r>
+              <w:rPr>
+                <w:rFonts w:ascii="Tahoma" w:hAnsi="Tahoma" w:cs="Tahoma"/>
+                <w:sz w:val="18"/>
+                <w:szCs w:val="18"/>
+              </w:rPr>
+              <w:t xml:space="preserve">June 2026</w:t>
+            </w:r>
           </w:p>
         </w:tc>
       </w:tr>
@@ -1639,7 +1647,7 @@
               <w:bidi w:val="0"/>
             </w:pPr>
             <w:r>
-              <w:t>Delivery Director</w:t>
+              <w:t xml:space="preserve">Amjed Sammari — Delivery Director</w:t>
             </w:r>
           </w:p>
         </w:tc>
@@ -1687,6 +1695,14 @@
             <w:pPr>
               <w:bidi w:val="0"/>
             </w:pPr>
+            <w:r>
+              <w:rPr>
+                <w:rFonts w:ascii="Tahoma" w:hAnsi="Tahoma" w:cs="Tahoma"/>
+                <w:sz w:val="18"/>
+                <w:szCs w:val="18"/>
+              </w:rPr>
+              <w:t xml:space="preserve">June 2026</w:t>
+            </w:r>
           </w:p>
         </w:tc>
       </w:tr>
@@ -1719,7 +1735,7 @@
               <w:bidi w:val="0"/>
             </w:pPr>
             <w:r>
-              <w:t>Endorsed by</w:t>
+              <w:t xml:space="preserve">Approved by</w:t>
             </w:r>
           </w:p>
         </w:tc>
@@ -1745,7 +1761,7 @@
               <w:bidi w:val="0"/>
             </w:pPr>
             <w:r>
-              <w:t>Chief Development Officer</w:t>
+              <w:t xml:space="preserve">AbdulHalim Kaissy — Chief Development Officer (CDO)</w:t>
             </w:r>
           </w:p>
         </w:tc>
@@ -1793,112 +1809,14 @@
             <w:pPr>
               <w:bidi w:val="0"/>
             </w:pPr>
-          </w:p>
-        </w:tc>
-      </w:tr>
-      <w:tr>
-        <w:tblPrEx>
-          <w:tblCellMar>
-            <w:top w:w="0" w:type="dxa"/>
-            <w:bottom w:w="0" w:type="dxa"/>
-          </w:tblCellMar>
-        </w:tblPrEx>
-        <w:tc>
-          <w:tcPr>
-            <w:tcW w:w="2400" w:type="dxa"/>
-            <w:tcBorders>
-              <w:top w:val="single" w:sz="4" w:space="0" w:color="BBB1A8"/>
-              <w:left w:val="single" w:sz="4" w:space="0" w:color="BBB1A8"/>
-              <w:bottom w:val="single" w:sz="4" w:space="0" w:color="BBB1A8"/>
-              <w:right w:val="single" w:sz="4" w:space="0" w:color="BBB1A8"/>
-            </w:tcBorders>
-            <w:tcMar>
-              <w:top w:w="60" w:type="dxa"/>
-              <w:left w:w="110" w:type="dxa"/>
-              <w:bottom w:w="60" w:type="dxa"/>
-              <w:right w:w="110" w:type="dxa"/>
-            </w:tcMar>
-            <w:vAlign w:val="center"/>
-          </w:tcPr>
-          <w:p>
-            <w:pPr>
-              <w:bidi w:val="0"/>
-            </w:pPr>
-            <w:r>
-              <w:t>Approved by</w:t>
-            </w:r>
-          </w:p>
-        </w:tc>
-        <w:tc>
-          <w:tcPr>
-            <w:tcW w:w="2600" w:type="dxa"/>
-            <w:tcBorders>
-              <w:top w:val="single" w:sz="4" w:space="0" w:color="BBB1A8"/>
-              <w:left w:val="single" w:sz="4" w:space="0" w:color="BBB1A8"/>
-              <w:bottom w:val="single" w:sz="4" w:space="0" w:color="BBB1A8"/>
-              <w:right w:val="single" w:sz="4" w:space="0" w:color="BBB1A8"/>
-            </w:tcBorders>
-            <w:tcMar>
-              <w:top w:w="60" w:type="dxa"/>
-              <w:left w:w="110" w:type="dxa"/>
-              <w:bottom w:w="60" w:type="dxa"/>
-              <w:right w:w="110" w:type="dxa"/>
-            </w:tcMar>
-            <w:vAlign w:val="center"/>
-          </w:tcPr>
-          <w:p>
-            <w:pPr>
-              <w:bidi w:val="0"/>
-            </w:pPr>
-            <w:r>
-              <w:t>Chief Executive Officer</w:t>
-            </w:r>
-          </w:p>
-        </w:tc>
-        <w:tc>
-          <w:tcPr>
-            <w:tcW w:w="2613" w:type="dxa"/>
-            <w:tcBorders>
-              <w:top w:val="single" w:sz="4" w:space="0" w:color="BBB1A8"/>
-              <w:left w:val="single" w:sz="4" w:space="0" w:color="BBB1A8"/>
-              <w:bottom w:val="single" w:sz="4" w:space="0" w:color="BBB1A8"/>
-              <w:right w:val="single" w:sz="4" w:space="0" w:color="BBB1A8"/>
-            </w:tcBorders>
-            <w:tcMar>
-              <w:top w:w="60" w:type="dxa"/>
-              <w:left w:w="110" w:type="dxa"/>
-              <w:bottom w:w="60" w:type="dxa"/>
-              <w:right w:w="110" w:type="dxa"/>
-            </w:tcMar>
-            <w:vAlign w:val="center"/>
-          </w:tcPr>
-          <w:p>
-            <w:pPr>
-              <w:bidi w:val="0"/>
-            </w:pPr>
-          </w:p>
-        </w:tc>
-        <w:tc>
-          <w:tcPr>
-            <w:tcW w:w="1413" w:type="dxa"/>
-            <w:tcBorders>
-              <w:top w:val="single" w:sz="4" w:space="0" w:color="BBB1A8"/>
-              <w:left w:val="single" w:sz="4" w:space="0" w:color="BBB1A8"/>
-              <w:bottom w:val="single" w:sz="4" w:space="0" w:color="BBB1A8"/>
-              <w:right w:val="single" w:sz="4" w:space="0" w:color="BBB1A8"/>
-            </w:tcBorders>
-            <w:tcMar>
-              <w:top w:w="60" w:type="dxa"/>
-              <w:left w:w="110" w:type="dxa"/>
-              <w:bottom w:w="60" w:type="dxa"/>
-              <w:right w:w="110" w:type="dxa"/>
-            </w:tcMar>
-            <w:vAlign w:val="center"/>
-          </w:tcPr>
-          <w:p>
-            <w:pPr>
-              <w:bidi w:val="0"/>
-            </w:pPr>
+            <w:r>
+              <w:rPr>
+                <w:rFonts w:ascii="Tahoma" w:hAnsi="Tahoma" w:cs="Tahoma"/>
+                <w:sz w:val="18"/>
+                <w:szCs w:val="18"/>
+              </w:rPr>
+              <w:t xml:space="preserve">June 2026</w:t>
+            </w:r>
           </w:p>
         </w:tc>
       </w:tr>
@@ -6530,23 +6448,23 @@
       </w:pPr>
       <w:r>
         <w:lastRenderedPageBreak/>
-        <w:t xml:space="preserve">Applicable national / local occupational safety, environmental, </w:t>
+        <w:t xml:space="preserve">Applicable national / local occupational-safety, environmental, labour and civil-defence legislation of the Kingdom of Saudi Arabia — including the Saudi Labour Law, the Saudi Building Code (SBC), Civil Defence regulations, and the environmental regulations of the National Center for Environmental Compliance (NCEC).</w:t>
       </w:r>
       <w:proofErr w:type="spellStart"/>
       <w:r>
-        <w:t>labour</w:t>
+        <w:t/>
       </w:r>
       <w:proofErr w:type="spellEnd"/>
       <w:r>
-        <w:t xml:space="preserve"> and civil-</w:t>
+        <w:t xml:space="preserve"/>
       </w:r>
       <w:proofErr w:type="spellStart"/>
       <w:r>
-        <w:t>defence</w:t>
+        <w:t/>
       </w:r>
       <w:proofErr w:type="spellEnd"/>
       <w:r>
-        <w:t xml:space="preserve"> legislation </w:t>
+        <w:t xml:space="preserve"/>
       </w:r>
       <w:r>
         <w:rPr>
@@ -6554,7 +6472,7 @@
           <w:bCs/>
           <w:color w:val="9A4A1E"/>
         </w:rPr>
-        <w:t>[INSERT JURISDICTION-SPECIFIC INSTRUMENTS]</w:t>
+        <w:t/>
       </w:r>
     </w:p>
     <w:p>
@@ -11487,7 +11405,7 @@
         <w:spacing w:after="60"/>
       </w:pPr>
       <w:r>
-        <w:t xml:space="preserve">Other project-specific critical activities </w:t>
+        <w:t xml:space="preserve">Other project-specific critical activities identified through the project risk assessment.</w:t>
       </w:r>
       <w:r>
         <w:rPr>
@@ -11495,7 +11413,7 @@
           <w:bCs/>
           <w:color w:val="9A4A1E"/>
         </w:rPr>
-        <w:t>[INSERT]</w:t>
+        <w:t/>
       </w:r>
     </w:p>
     <w:p>
@@ -14532,15 +14450,15 @@
         <w:spacing w:after="60"/>
       </w:pPr>
       <w:r>
-        <w:t xml:space="preserve">Heat-stress management </w:t>
+        <w:t xml:space="preserve">Heat-stress management programme mandatory in hot seasons — work-rest cycles, hydration, shaded rest. Outdoor work is prohibited from 15 June to 15 September between 12:00 and 15:00, and work stops when the temperature reaches 50 °C, in line with the Ministry of Human Resources and Social Development midday-work rule.</w:t>
       </w:r>
       <w:proofErr w:type="spellStart"/>
       <w:r>
-        <w:t>programme</w:t>
+        <w:t/>
       </w:r>
       <w:proofErr w:type="spellEnd"/>
       <w:r>
-        <w:t xml:space="preserve"> mandatory in hot seasons — work-rest cycles, hydration, shaded rest. </w:t>
+        <w:t xml:space="preserve"/>
       </w:r>
       <w:r>
         <w:rPr>
@@ -14548,7 +14466,7 @@
           <w:bCs/>
           <w:color w:val="9A4A1E"/>
         </w:rPr>
-        <w:t>[INSERT LOCAL HEAT-INDEX / MIDDAY-BREAK RULE]</w:t>
+        <w:t/>
       </w:r>
     </w:p>
     <w:p>
@@ -14628,23 +14546,23 @@
         <w:spacing w:after="60"/>
       </w:pPr>
       <w:r>
-        <w:t xml:space="preserve">Worker accommodation </w:t>
+        <w:t xml:space="preserve">Worker accommodation meeting the labour-welfare standards of the Ministry of Human Resources and Social Development, applicable where the Contractor provides accommodation / camps.</w:t>
       </w:r>
       <w:proofErr w:type="gramStart"/>
       <w:r>
-        <w:t>meeting</w:t>
+        <w:t/>
       </w:r>
       <w:proofErr w:type="gramEnd"/>
       <w:r>
-        <w:t xml:space="preserve"> </w:t>
+        <w:t xml:space="preserve"/>
       </w:r>
       <w:proofErr w:type="spellStart"/>
       <w:r>
-        <w:t>labour</w:t>
+        <w:t/>
       </w:r>
       <w:proofErr w:type="spellEnd"/>
       <w:r>
-        <w:t xml:space="preserve">-welfare standards where camps are provided. </w:t>
+        <w:t xml:space="preserve"/>
       </w:r>
       <w:r>
         <w:rPr>
@@ -14652,7 +14570,7 @@
           <w:bCs/>
           <w:color w:val="9A4A1E"/>
         </w:rPr>
-        <w:t>[STATE IF APPLICABLE]</w:t>
+        <w:t/>
       </w:r>
     </w:p>
     <w:p>
@@ -14740,7 +14658,7 @@
         <w:spacing w:after="60"/>
       </w:pPr>
       <w:r>
-        <w:t xml:space="preserve">Threat and emergency security interface with the ERP and local authorities. </w:t>
+        <w:t xml:space="preserve">Threat and emergency security interface with the ERP and local authorities, per the project Security Plan.</w:t>
       </w:r>
       <w:r>
         <w:rPr>
@@ -14748,7 +14666,7 @@
           <w:bCs/>
           <w:color w:val="9A4A1E"/>
         </w:rPr>
-        <w:t>[INSERT PROJECT SECURITY PLAN REFERENCE]</w:t>
+        <w:t/>
       </w:r>
     </w:p>
     <w:p>
@@ -14834,7 +14752,7 @@
         <w:spacing w:after="60"/>
       </w:pPr>
       <w:r>
-        <w:t xml:space="preserve">Environmental permits and consents held by Employer / Contractor as applicable. </w:t>
+        <w:t xml:space="preserve">Environmental permits and consents held by the Employer / Contractor as applicable to the project scope.</w:t>
       </w:r>
       <w:r>
         <w:rPr>
@@ -14842,7 +14760,7 @@
           <w:bCs/>
           <w:color w:val="9A4A1E"/>
         </w:rPr>
-        <w:t>[INSERT]</w:t>
+        <w:t/>
       </w:r>
     </w:p>
     <w:p>
@@ -16506,7 +16424,7 @@
               <w:bidi w:val="0"/>
             </w:pPr>
             <w:r>
-              <w:t>[INSERT]</w:t>
+              <w:t xml:space="preserve">≤ 0.5</w:t>
             </w:r>
           </w:p>
         </w:tc>
@@ -16592,7 +16510,7 @@
               <w:bidi w:val="0"/>
             </w:pPr>
             <w:r>
-              <w:t>[INSERT]</w:t>
+              <w:t xml:space="preserve">≤ 1.0</w:t>
             </w:r>
           </w:p>
         </w:tc>
@@ -16850,7 +16768,7 @@
               <w:bidi w:val="0"/>
             </w:pPr>
             <w:r>
-              <w:t>[INSERT target rate]</w:t>
+              <w:t xml:space="preserve">Closure rate ≥ 90 %</w:t>
             </w:r>
           </w:p>
         </w:tc>

--- a/New HSSE Management System 2026/03-Planning/01-DAN-PLN-HSE-000001-PHSEW__Jun_2026_REV00_Project_HSSEW_Plan.docx
+++ b/New HSSE Management System 2026/03-Planning/01-DAN-PLN-HSE-000001-PHSEW__Jun_2026_REV00_Project_HSSEW_Plan.docx
@@ -450,12 +450,14 @@
       <w:pPr>
         <w:pStyle w:val="Heading1"/>
       </w:pPr>
+      <w:bookmarkStart w:id="9000" w:name="_DanToc9000"/>
       <w:bookmarkStart w:id="0" w:name="_Toc233728568"/>
       <w:r>
         <w:lastRenderedPageBreak/>
         <w:t>Document Control</w:t>
       </w:r>
       <w:bookmarkEnd w:id="0"/>
+      <w:bookmarkEnd w:id="9000"/>
     </w:p>
     <w:tbl>
       <w:tblPr>
@@ -1292,11 +1294,13 @@
       <w:pPr>
         <w:pStyle w:val="Heading2"/>
       </w:pPr>
+      <w:bookmarkStart w:id="9001" w:name="_DanToc9001"/>
       <w:bookmarkStart w:id="1" w:name="_Toc233728569"/>
       <w:r>
         <w:t>Approval</w:t>
       </w:r>
       <w:bookmarkEnd w:id="1"/>
+      <w:bookmarkEnd w:id="9001"/>
     </w:p>
     <w:p>
       <w:pPr>
@@ -1831,11 +1835,13 @@
       <w:pPr>
         <w:pStyle w:val="Heading2"/>
       </w:pPr>
+      <w:bookmarkStart w:id="9002" w:name="_DanToc9002"/>
       <w:bookmarkStart w:id="2" w:name="_Toc233728570"/>
       <w:r>
         <w:t>Distribution List</w:t>
       </w:r>
       <w:bookmarkEnd w:id="2"/>
+      <w:bookmarkEnd w:id="9002"/>
     </w:p>
     <w:tbl>
       <w:tblPr>
@@ -2588,11 +2594,13 @@
       <w:pPr>
         <w:pStyle w:val="Heading2"/>
       </w:pPr>
+      <w:bookmarkStart w:id="9003" w:name="_DanToc9003"/>
       <w:bookmarkStart w:id="3" w:name="_Toc233728571"/>
       <w:r>
         <w:t>Revision History</w:t>
       </w:r>
       <w:bookmarkEnd w:id="3"/>
+      <w:bookmarkEnd w:id="9003"/>
     </w:p>
     <w:tbl>
       <w:tblPr>
@@ -2881,12 +2889,14 @@
       <w:pPr>
         <w:pStyle w:val="Heading1"/>
       </w:pPr>
+      <w:bookmarkStart w:id="9004" w:name="_DanToc9004"/>
       <w:bookmarkStart w:id="4" w:name="_Toc233728572"/>
       <w:r>
         <w:lastRenderedPageBreak/>
         <w:t>Table of Contents</w:t>
       </w:r>
       <w:bookmarkEnd w:id="4"/>
+      <w:bookmarkEnd w:id="9004"/>
     </w:p>
     <w:sdt>
       <w:sdtPr>
@@ -2976,6 +2986,782 @@
         </w:p>
         <w:p>
           <w:pPr>
+            <w:spacing w:after="40" w:line="259"/>
+            <w:ind w:left="0"/>
+          </w:pPr>
+          <w:hyperlink w:anchor="_DanToc9000" w:history="1">
+            <w:r>
+              <w:rPr>
+                <w:rFonts w:ascii="Tahoma" w:hAnsi="Tahoma" w:cs="Tahoma"/>
+                <w:b/>
+                <w:color w:val="542A12"/>
+                <w:sz w:val="20"/>
+              </w:rPr>
+              <w:t xml:space="preserve">Document Control</w:t>
+            </w:r>
+          </w:hyperlink>
+        </w:p>
+        <w:p>
+          <w:pPr>
+            <w:spacing w:after="40" w:line="259"/>
+            <w:ind w:left="360"/>
+          </w:pPr>
+          <w:hyperlink w:anchor="_DanToc9001" w:history="1">
+            <w:r>
+              <w:rPr>
+                <w:rFonts w:ascii="Tahoma" w:hAnsi="Tahoma" w:cs="Tahoma"/>
+                <w:color w:val="444444"/>
+                <w:sz w:val="19"/>
+              </w:rPr>
+              <w:t xml:space="preserve">Approval</w:t>
+            </w:r>
+          </w:hyperlink>
+        </w:p>
+        <w:p>
+          <w:pPr>
+            <w:spacing w:after="40" w:line="259"/>
+            <w:ind w:left="360"/>
+          </w:pPr>
+          <w:hyperlink w:anchor="_DanToc9002" w:history="1">
+            <w:r>
+              <w:rPr>
+                <w:rFonts w:ascii="Tahoma" w:hAnsi="Tahoma" w:cs="Tahoma"/>
+                <w:color w:val="444444"/>
+                <w:sz w:val="19"/>
+              </w:rPr>
+              <w:t xml:space="preserve">Distribution List</w:t>
+            </w:r>
+          </w:hyperlink>
+        </w:p>
+        <w:p>
+          <w:pPr>
+            <w:spacing w:after="40" w:line="259"/>
+            <w:ind w:left="360"/>
+          </w:pPr>
+          <w:hyperlink w:anchor="_DanToc9003" w:history="1">
+            <w:r>
+              <w:rPr>
+                <w:rFonts w:ascii="Tahoma" w:hAnsi="Tahoma" w:cs="Tahoma"/>
+                <w:color w:val="444444"/>
+                <w:sz w:val="19"/>
+              </w:rPr>
+              <w:t xml:space="preserve">Revision History</w:t>
+            </w:r>
+          </w:hyperlink>
+        </w:p>
+        <w:p>
+          <w:pPr>
+            <w:spacing w:after="40" w:line="259"/>
+            <w:ind w:left="0"/>
+          </w:pPr>
+          <w:hyperlink w:anchor="_DanToc9004" w:history="1">
+            <w:r>
+              <w:rPr>
+                <w:rFonts w:ascii="Tahoma" w:hAnsi="Tahoma" w:cs="Tahoma"/>
+                <w:b/>
+                <w:color w:val="542A12"/>
+                <w:sz w:val="20"/>
+              </w:rPr>
+              <w:t xml:space="preserve">Table of Contents</w:t>
+            </w:r>
+          </w:hyperlink>
+        </w:p>
+        <w:p>
+          <w:pPr>
+            <w:spacing w:after="40" w:line="259"/>
+            <w:ind w:left="0"/>
+          </w:pPr>
+          <w:hyperlink w:anchor="_DanToc9005" w:history="1">
+            <w:r>
+              <w:rPr>
+                <w:rFonts w:ascii="Tahoma" w:hAnsi="Tahoma" w:cs="Tahoma"/>
+                <w:b/>
+                <w:color w:val="542A12"/>
+                <w:sz w:val="20"/>
+              </w:rPr>
+              <w:t xml:space="preserve">1. Introduction and Purpose</w:t>
+            </w:r>
+          </w:hyperlink>
+        </w:p>
+        <w:p>
+          <w:pPr>
+            <w:spacing w:after="40" w:line="259"/>
+            <w:ind w:left="360"/>
+          </w:pPr>
+          <w:hyperlink w:anchor="_DanToc9006" w:history="1">
+            <w:r>
+              <w:rPr>
+                <w:rFonts w:ascii="Tahoma" w:hAnsi="Tahoma" w:cs="Tahoma"/>
+                <w:color w:val="444444"/>
+                <w:sz w:val="19"/>
+              </w:rPr>
+              <w:t xml:space="preserve">1.1 Objectives of the Plan</w:t>
+            </w:r>
+          </w:hyperlink>
+        </w:p>
+        <w:p>
+          <w:pPr>
+            <w:spacing w:after="40" w:line="259"/>
+            <w:ind w:left="0"/>
+          </w:pPr>
+          <w:hyperlink w:anchor="_DanToc9007" w:history="1">
+            <w:r>
+              <w:rPr>
+                <w:rFonts w:ascii="Tahoma" w:hAnsi="Tahoma" w:cs="Tahoma"/>
+                <w:b/>
+                <w:color w:val="542A12"/>
+                <w:sz w:val="20"/>
+              </w:rPr>
+              <w:t xml:space="preserve">2. Scope and Application</w:t>
+            </w:r>
+          </w:hyperlink>
+        </w:p>
+        <w:p>
+          <w:pPr>
+            <w:spacing w:after="40" w:line="259"/>
+            <w:ind w:left="0"/>
+          </w:pPr>
+          <w:hyperlink w:anchor="_DanToc9008" w:history="1">
+            <w:r>
+              <w:rPr>
+                <w:rFonts w:ascii="Tahoma" w:hAnsi="Tahoma" w:cs="Tahoma"/>
+                <w:b/>
+                <w:color w:val="542A12"/>
+                <w:sz w:val="20"/>
+              </w:rPr>
+              <w:t xml:space="preserve">3. References</w:t>
+            </w:r>
+          </w:hyperlink>
+        </w:p>
+        <w:p>
+          <w:pPr>
+            <w:spacing w:after="40" w:line="259"/>
+            <w:ind w:left="360"/>
+          </w:pPr>
+          <w:hyperlink w:anchor="_DanToc9009" w:history="1">
+            <w:r>
+              <w:rPr>
+                <w:rFonts w:ascii="Tahoma" w:hAnsi="Tahoma" w:cs="Tahoma"/>
+                <w:color w:val="444444"/>
+                <w:sz w:val="19"/>
+              </w:rPr>
+              <w:t xml:space="preserve">3.1 Legal and external requirements</w:t>
+            </w:r>
+          </w:hyperlink>
+        </w:p>
+        <w:p>
+          <w:pPr>
+            <w:spacing w:after="40" w:line="259"/>
+            <w:ind w:left="360"/>
+          </w:pPr>
+          <w:hyperlink w:anchor="_DanToc9010" w:history="1">
+            <w:r>
+              <w:rPr>
+                <w:rFonts w:ascii="Tahoma" w:hAnsi="Tahoma" w:cs="Tahoma"/>
+                <w:color w:val="444444"/>
+                <w:sz w:val="19"/>
+              </w:rPr>
+              <w:t xml:space="preserve">3.2 Employer HSSE&amp;W standards (cascaded to the supply chain)</w:t>
+            </w:r>
+          </w:hyperlink>
+        </w:p>
+        <w:p>
+          <w:pPr>
+            <w:spacing w:after="40" w:line="259"/>
+            <w:ind w:left="0"/>
+          </w:pPr>
+          <w:hyperlink w:anchor="_DanToc9011" w:history="1">
+            <w:r>
+              <w:rPr>
+                <w:rFonts w:ascii="Tahoma" w:hAnsi="Tahoma" w:cs="Tahoma"/>
+                <w:b/>
+                <w:color w:val="542A12"/>
+                <w:sz w:val="20"/>
+              </w:rPr>
+              <w:t xml:space="preserve">4. Definitions and Abbreviations</w:t>
+            </w:r>
+          </w:hyperlink>
+        </w:p>
+        <w:p>
+          <w:pPr>
+            <w:spacing w:after="40" w:line="259"/>
+            <w:ind w:left="0"/>
+          </w:pPr>
+          <w:hyperlink w:anchor="_DanToc9012" w:history="1">
+            <w:r>
+              <w:rPr>
+                <w:rFonts w:ascii="Tahoma" w:hAnsi="Tahoma" w:cs="Tahoma"/>
+                <w:b/>
+                <w:color w:val="542A12"/>
+                <w:sz w:val="20"/>
+              </w:rPr>
+              <w:t xml:space="preserve">5. Project Description</w:t>
+            </w:r>
+          </w:hyperlink>
+        </w:p>
+        <w:p>
+          <w:pPr>
+            <w:spacing w:after="40" w:line="259"/>
+            <w:ind w:left="0"/>
+          </w:pPr>
+          <w:hyperlink w:anchor="_DanToc9013" w:history="1">
+            <w:r>
+              <w:rPr>
+                <w:rFonts w:ascii="Tahoma" w:hAnsi="Tahoma" w:cs="Tahoma"/>
+                <w:b/>
+                <w:color w:val="542A12"/>
+                <w:sz w:val="20"/>
+              </w:rPr>
+              <w:t xml:space="preserve">6. Employer Leadership, Policy and HSSE&amp;W Culture</w:t>
+            </w:r>
+          </w:hyperlink>
+        </w:p>
+        <w:p>
+          <w:pPr>
+            <w:spacing w:after="40" w:line="259"/>
+            <w:ind w:left="360"/>
+          </w:pPr>
+          <w:hyperlink w:anchor="_DanToc9014" w:history="1">
+            <w:r>
+              <w:rPr>
+                <w:rFonts w:ascii="Tahoma" w:hAnsi="Tahoma" w:cs="Tahoma"/>
+                <w:color w:val="444444"/>
+                <w:sz w:val="19"/>
+              </w:rPr>
+              <w:t xml:space="preserve">6.1 Client leadership commitments</w:t>
+            </w:r>
+          </w:hyperlink>
+        </w:p>
+        <w:p>
+          <w:pPr>
+            <w:spacing w:after="40" w:line="259"/>
+            <w:ind w:left="360"/>
+          </w:pPr>
+          <w:hyperlink w:anchor="_DanToc9015" w:history="1">
+            <w:r>
+              <w:rPr>
+                <w:rFonts w:ascii="Tahoma" w:hAnsi="Tahoma" w:cs="Tahoma"/>
+                <w:color w:val="444444"/>
+                <w:sz w:val="19"/>
+              </w:rPr>
+              <w:t xml:space="preserve">6.2 Worker consultation and the safety culture</w:t>
+            </w:r>
+          </w:hyperlink>
+        </w:p>
+        <w:p>
+          <w:pPr>
+            <w:spacing w:after="40" w:line="259"/>
+            <w:ind w:left="0"/>
+          </w:pPr>
+          <w:hyperlink w:anchor="_DanToc9016" w:history="1">
+            <w:r>
+              <w:rPr>
+                <w:rFonts w:ascii="Tahoma" w:hAnsi="Tahoma" w:cs="Tahoma"/>
+                <w:b/>
+                <w:color w:val="542A12"/>
+                <w:sz w:val="20"/>
+              </w:rPr>
+              <w:t xml:space="preserve">7. Governance, Roles and Responsibilities</w:t>
+            </w:r>
+          </w:hyperlink>
+        </w:p>
+        <w:p>
+          <w:pPr>
+            <w:spacing w:after="40" w:line="259"/>
+            <w:ind w:left="360"/>
+          </w:pPr>
+          <w:hyperlink w:anchor="_DanToc9017" w:history="1">
+            <w:r>
+              <w:rPr>
+                <w:rFonts w:ascii="Tahoma" w:hAnsi="Tahoma" w:cs="Tahoma"/>
+                <w:color w:val="444444"/>
+                <w:sz w:val="19"/>
+              </w:rPr>
+              <w:t xml:space="preserve">7.1 Employer governance and reporting line</w:t>
+            </w:r>
+          </w:hyperlink>
+        </w:p>
+        <w:p>
+          <w:pPr>
+            <w:spacing w:after="40" w:line="259"/>
+            <w:ind w:left="360"/>
+          </w:pPr>
+          <w:hyperlink w:anchor="_DanToc9018" w:history="1">
+            <w:r>
+              <w:rPr>
+                <w:rFonts w:ascii="Tahoma" w:hAnsi="Tahoma" w:cs="Tahoma"/>
+                <w:color w:val="444444"/>
+                <w:sz w:val="19"/>
+              </w:rPr>
+              <w:t xml:space="preserve">7.2 Delivery-party roles</w:t>
+            </w:r>
+          </w:hyperlink>
+        </w:p>
+        <w:p>
+          <w:pPr>
+            <w:spacing w:after="40" w:line="259"/>
+            <w:ind w:left="360"/>
+          </w:pPr>
+          <w:hyperlink w:anchor="_DanToc9019" w:history="1">
+            <w:r>
+              <w:rPr>
+                <w:rFonts w:ascii="Tahoma" w:hAnsi="Tahoma" w:cs="Tahoma"/>
+                <w:color w:val="444444"/>
+                <w:sz w:val="19"/>
+              </w:rPr>
+              <w:t xml:space="preserve">7.3 Three-lines assurance model</w:t>
+            </w:r>
+          </w:hyperlink>
+        </w:p>
+        <w:p>
+          <w:pPr>
+            <w:spacing w:after="40" w:line="259"/>
+            <w:ind w:left="0"/>
+          </w:pPr>
+          <w:hyperlink w:anchor="_DanToc9020" w:history="1">
+            <w:r>
+              <w:rPr>
+                <w:rFonts w:ascii="Tahoma" w:hAnsi="Tahoma" w:cs="Tahoma"/>
+                <w:b/>
+                <w:color w:val="542A12"/>
+                <w:sz w:val="20"/>
+              </w:rPr>
+              <w:t xml:space="preserve">8. HSSE&amp;W Requirements Cascade and Document Assurance</w:t>
+            </w:r>
+          </w:hyperlink>
+        </w:p>
+        <w:p>
+          <w:pPr>
+            <w:spacing w:after="40" w:line="259"/>
+            <w:ind w:left="360"/>
+          </w:pPr>
+          <w:hyperlink w:anchor="_DanToc9021" w:history="1">
+            <w:r>
+              <w:rPr>
+                <w:rFonts w:ascii="Tahoma" w:hAnsi="Tahoma" w:cs="Tahoma"/>
+                <w:color w:val="444444"/>
+                <w:sz w:val="19"/>
+              </w:rPr>
+              <w:t xml:space="preserve">8.1 Cascade mechanism</w:t>
+            </w:r>
+          </w:hyperlink>
+        </w:p>
+        <w:p>
+          <w:pPr>
+            <w:spacing w:after="40" w:line="259"/>
+            <w:ind w:left="360"/>
+          </w:pPr>
+          <w:hyperlink w:anchor="_DanToc9022" w:history="1">
+            <w:r>
+              <w:rPr>
+                <w:rFonts w:ascii="Tahoma" w:hAnsi="Tahoma" w:cs="Tahoma"/>
+                <w:color w:val="444444"/>
+                <w:sz w:val="19"/>
+              </w:rPr>
+              <w:t xml:space="preserve">8.2 Submittal review and acceptance (hold points)</w:t>
+            </w:r>
+          </w:hyperlink>
+        </w:p>
+        <w:p>
+          <w:pPr>
+            <w:spacing w:after="40" w:line="259"/>
+            <w:ind w:left="0"/>
+          </w:pPr>
+          <w:hyperlink w:anchor="_DanToc9023" w:history="1">
+            <w:r>
+              <w:rPr>
+                <w:rFonts w:ascii="Tahoma" w:hAnsi="Tahoma" w:cs="Tahoma"/>
+                <w:b/>
+                <w:color w:val="542A12"/>
+                <w:sz w:val="20"/>
+              </w:rPr>
+              <w:t xml:space="preserve">9. Risk Management and Oversight</w:t>
+            </w:r>
+          </w:hyperlink>
+        </w:p>
+        <w:p>
+          <w:pPr>
+            <w:spacing w:after="40" w:line="259"/>
+            <w:ind w:left="360"/>
+          </w:pPr>
+          <w:hyperlink w:anchor="_DanToc9024" w:history="1">
+            <w:r>
+              <w:rPr>
+                <w:rFonts w:ascii="Tahoma" w:hAnsi="Tahoma" w:cs="Tahoma"/>
+                <w:color w:val="444444"/>
+                <w:sz w:val="19"/>
+              </w:rPr>
+              <w:t xml:space="preserve">9.1 Tiered risk responsibility</w:t>
+            </w:r>
+          </w:hyperlink>
+        </w:p>
+        <w:p>
+          <w:pPr>
+            <w:spacing w:after="40" w:line="259"/>
+            <w:ind w:left="360"/>
+          </w:pPr>
+          <w:hyperlink w:anchor="_DanToc9025" w:history="1">
+            <w:r>
+              <w:rPr>
+                <w:rFonts w:ascii="Tahoma" w:hAnsi="Tahoma" w:cs="Tahoma"/>
+                <w:color w:val="444444"/>
+                <w:sz w:val="19"/>
+              </w:rPr>
+              <w:t xml:space="preserve">9.2 High-risk activities — Employer attention</w:t>
+            </w:r>
+          </w:hyperlink>
+        </w:p>
+        <w:p>
+          <w:pPr>
+            <w:spacing w:after="40" w:line="259"/>
+            <w:ind w:left="0"/>
+          </w:pPr>
+          <w:hyperlink w:anchor="_DanToc9026" w:history="1">
+            <w:r>
+              <w:rPr>
+                <w:rFonts w:ascii="Tahoma" w:hAnsi="Tahoma" w:cs="Tahoma"/>
+                <w:b/>
+                <w:color w:val="542A12"/>
+                <w:sz w:val="20"/>
+              </w:rPr>
+              <w:t xml:space="preserve">10. Operational Control Standards (Cascaded to the Contractor)</w:t>
+            </w:r>
+          </w:hyperlink>
+        </w:p>
+        <w:p>
+          <w:pPr>
+            <w:spacing w:after="40" w:line="259"/>
+            <w:ind w:left="360"/>
+          </w:pPr>
+          <w:hyperlink w:anchor="_DanToc9027" w:history="1">
+            <w:r>
+              <w:rPr>
+                <w:rFonts w:ascii="Tahoma" w:hAnsi="Tahoma" w:cs="Tahoma"/>
+                <w:color w:val="444444"/>
+                <w:sz w:val="19"/>
+              </w:rPr>
+              <w:t xml:space="preserve">10.1 Control-to-standard map</w:t>
+            </w:r>
+          </w:hyperlink>
+        </w:p>
+        <w:p>
+          <w:pPr>
+            <w:spacing w:after="40" w:line="259"/>
+            <w:ind w:left="0"/>
+          </w:pPr>
+          <w:hyperlink w:anchor="_DanToc9028" w:history="1">
+            <w:r>
+              <w:rPr>
+                <w:rFonts w:ascii="Tahoma" w:hAnsi="Tahoma" w:cs="Tahoma"/>
+                <w:b/>
+                <w:color w:val="542A12"/>
+                <w:sz w:val="20"/>
+              </w:rPr>
+              <w:t xml:space="preserve">11. Occupational Health and Welfare (Employer requirements)</w:t>
+            </w:r>
+          </w:hyperlink>
+        </w:p>
+        <w:p>
+          <w:pPr>
+            <w:spacing w:after="40" w:line="259"/>
+            <w:ind w:left="360"/>
+          </w:pPr>
+          <w:hyperlink w:anchor="_DanToc9029" w:history="1">
+            <w:r>
+              <w:rPr>
+                <w:rFonts w:ascii="Tahoma" w:hAnsi="Tahoma" w:cs="Tahoma"/>
+                <w:color w:val="444444"/>
+                <w:sz w:val="19"/>
+              </w:rPr>
+              <w:t xml:space="preserve">11.1 Occupational health</w:t>
+            </w:r>
+          </w:hyperlink>
+        </w:p>
+        <w:p>
+          <w:pPr>
+            <w:spacing w:after="40" w:line="259"/>
+            <w:ind w:left="360"/>
+          </w:pPr>
+          <w:hyperlink w:anchor="_DanToc9030" w:history="1">
+            <w:r>
+              <w:rPr>
+                <w:rFonts w:ascii="Tahoma" w:hAnsi="Tahoma" w:cs="Tahoma"/>
+                <w:color w:val="444444"/>
+                <w:sz w:val="19"/>
+              </w:rPr>
+              <w:t xml:space="preserve">11.2 Welfare (the “W”)</w:t>
+            </w:r>
+          </w:hyperlink>
+        </w:p>
+        <w:p>
+          <w:pPr>
+            <w:spacing w:after="40" w:line="259"/>
+            <w:ind w:left="0"/>
+          </w:pPr>
+          <w:hyperlink w:anchor="_DanToc9031" w:history="1">
+            <w:r>
+              <w:rPr>
+                <w:rFonts w:ascii="Tahoma" w:hAnsi="Tahoma" w:cs="Tahoma"/>
+                <w:b/>
+                <w:color w:val="542A12"/>
+                <w:sz w:val="20"/>
+              </w:rPr>
+              <w:t xml:space="preserve">12. Security Arrangements</w:t>
+            </w:r>
+          </w:hyperlink>
+        </w:p>
+        <w:p>
+          <w:pPr>
+            <w:spacing w:after="40" w:line="259"/>
+            <w:ind w:left="0"/>
+          </w:pPr>
+          <w:hyperlink w:anchor="_DanToc9032" w:history="1">
+            <w:r>
+              <w:rPr>
+                <w:rFonts w:ascii="Tahoma" w:hAnsi="Tahoma" w:cs="Tahoma"/>
+                <w:b/>
+                <w:color w:val="542A12"/>
+                <w:sz w:val="20"/>
+              </w:rPr>
+              <w:t xml:space="preserve">13. Environmental Management</w:t>
+            </w:r>
+          </w:hyperlink>
+        </w:p>
+        <w:p>
+          <w:pPr>
+            <w:spacing w:after="40" w:line="259"/>
+            <w:ind w:left="0"/>
+          </w:pPr>
+          <w:hyperlink w:anchor="_DanToc9033" w:history="1">
+            <w:r>
+              <w:rPr>
+                <w:rFonts w:ascii="Tahoma" w:hAnsi="Tahoma" w:cs="Tahoma"/>
+                <w:b/>
+                <w:color w:val="542A12"/>
+                <w:sz w:val="20"/>
+              </w:rPr>
+              <w:t xml:space="preserve">14. Competence, Communication and Governance Meetings</w:t>
+            </w:r>
+          </w:hyperlink>
+        </w:p>
+        <w:p>
+          <w:pPr>
+            <w:spacing w:after="40" w:line="259"/>
+            <w:ind w:left="360"/>
+          </w:pPr>
+          <w:hyperlink w:anchor="_DanToc9034" w:history="1">
+            <w:r>
+              <w:rPr>
+                <w:rFonts w:ascii="Tahoma" w:hAnsi="Tahoma" w:cs="Tahoma"/>
+                <w:color w:val="444444"/>
+                <w:sz w:val="19"/>
+              </w:rPr>
+              <w:t xml:space="preserve">14.1 Competence assurance</w:t>
+            </w:r>
+          </w:hyperlink>
+        </w:p>
+        <w:p>
+          <w:pPr>
+            <w:spacing w:after="40" w:line="259"/>
+            <w:ind w:left="360"/>
+          </w:pPr>
+          <w:hyperlink w:anchor="_DanToc9035" w:history="1">
+            <w:r>
+              <w:rPr>
+                <w:rFonts w:ascii="Tahoma" w:hAnsi="Tahoma" w:cs="Tahoma"/>
+                <w:color w:val="444444"/>
+                <w:sz w:val="19"/>
+              </w:rPr>
+              <w:t xml:space="preserve">14.2 Governance and communication forums</w:t>
+            </w:r>
+          </w:hyperlink>
+        </w:p>
+        <w:p>
+          <w:pPr>
+            <w:spacing w:after="40" w:line="259"/>
+            <w:ind w:left="0"/>
+          </w:pPr>
+          <w:hyperlink w:anchor="_DanToc9036" w:history="1">
+            <w:r>
+              <w:rPr>
+                <w:rFonts w:ascii="Tahoma" w:hAnsi="Tahoma" w:cs="Tahoma"/>
+                <w:b/>
+                <w:color w:val="542A12"/>
+                <w:sz w:val="20"/>
+              </w:rPr>
+              <w:t xml:space="preserve">15. Emergency Preparedness and Response</w:t>
+            </w:r>
+          </w:hyperlink>
+        </w:p>
+        <w:p>
+          <w:pPr>
+            <w:spacing w:after="40" w:line="259"/>
+            <w:ind w:left="0"/>
+          </w:pPr>
+          <w:hyperlink w:anchor="_DanToc9037" w:history="1">
+            <w:r>
+              <w:rPr>
+                <w:rFonts w:ascii="Tahoma" w:hAnsi="Tahoma" w:cs="Tahoma"/>
+                <w:b/>
+                <w:color w:val="542A12"/>
+                <w:sz w:val="20"/>
+              </w:rPr>
+              <w:t xml:space="preserve">16. Incident Management, Notification and Investigation</w:t>
+            </w:r>
+          </w:hyperlink>
+        </w:p>
+        <w:p>
+          <w:pPr>
+            <w:spacing w:after="40" w:line="259"/>
+            <w:ind w:left="360"/>
+          </w:pPr>
+          <w:hyperlink w:anchor="_DanToc9038" w:history="1">
+            <w:r>
+              <w:rPr>
+                <w:rFonts w:ascii="Tahoma" w:hAnsi="Tahoma" w:cs="Tahoma"/>
+                <w:color w:val="444444"/>
+                <w:sz w:val="19"/>
+              </w:rPr>
+              <w:t xml:space="preserve">16.1 Notification flow</w:t>
+            </w:r>
+          </w:hyperlink>
+        </w:p>
+        <w:p>
+          <w:pPr>
+            <w:spacing w:after="40" w:line="259"/>
+            <w:ind w:left="360"/>
+          </w:pPr>
+          <w:hyperlink w:anchor="_DanToc9039" w:history="1">
+            <w:r>
+              <w:rPr>
+                <w:rFonts w:ascii="Tahoma" w:hAnsi="Tahoma" w:cs="Tahoma"/>
+                <w:color w:val="444444"/>
+                <w:sz w:val="19"/>
+              </w:rPr>
+              <w:t xml:space="preserve">16.2 Investigation and learning</w:t>
+            </w:r>
+          </w:hyperlink>
+        </w:p>
+        <w:p>
+          <w:pPr>
+            <w:spacing w:after="40" w:line="259"/>
+            <w:ind w:left="0"/>
+          </w:pPr>
+          <w:hyperlink w:anchor="_DanToc9040" w:history="1">
+            <w:r>
+              <w:rPr>
+                <w:rFonts w:ascii="Tahoma" w:hAnsi="Tahoma" w:cs="Tahoma"/>
+                <w:b/>
+                <w:color w:val="542A12"/>
+                <w:sz w:val="20"/>
+              </w:rPr>
+              <w:t xml:space="preserve">17. Monitoring, Assurance and Audit</w:t>
+            </w:r>
+          </w:hyperlink>
+        </w:p>
+        <w:p>
+          <w:pPr>
+            <w:spacing w:after="40" w:line="259"/>
+            <w:ind w:left="0"/>
+          </w:pPr>
+          <w:hyperlink w:anchor="_DanToc9041" w:history="1">
+            <w:r>
+              <w:rPr>
+                <w:rFonts w:ascii="Tahoma" w:hAnsi="Tahoma" w:cs="Tahoma"/>
+                <w:b/>
+                <w:color w:val="542A12"/>
+                <w:sz w:val="20"/>
+              </w:rPr>
+              <w:t xml:space="preserve">18. Performance, KPIs and Reporting Up the Line</w:t>
+            </w:r>
+          </w:hyperlink>
+        </w:p>
+        <w:p>
+          <w:pPr>
+            <w:spacing w:after="40" w:line="259"/>
+            <w:ind w:left="360"/>
+          </w:pPr>
+          <w:hyperlink w:anchor="_DanToc9042" w:history="1">
+            <w:r>
+              <w:rPr>
+                <w:rFonts w:ascii="Tahoma" w:hAnsi="Tahoma" w:cs="Tahoma"/>
+                <w:color w:val="444444"/>
+                <w:sz w:val="19"/>
+              </w:rPr>
+              <w:t xml:space="preserve">18.1 Reporting cascade</w:t>
+            </w:r>
+          </w:hyperlink>
+        </w:p>
+        <w:p>
+          <w:pPr>
+            <w:spacing w:after="40" w:line="259"/>
+            <w:ind w:left="0"/>
+          </w:pPr>
+          <w:hyperlink w:anchor="_DanToc9043" w:history="1">
+            <w:r>
+              <w:rPr>
+                <w:rFonts w:ascii="Tahoma" w:hAnsi="Tahoma" w:cs="Tahoma"/>
+                <w:b/>
+                <w:color w:val="542A12"/>
+                <w:sz w:val="20"/>
+              </w:rPr>
+              <w:t xml:space="preserve">19. Stop Work Authority</w:t>
+            </w:r>
+          </w:hyperlink>
+        </w:p>
+        <w:p>
+          <w:pPr>
+            <w:spacing w:after="40" w:line="259"/>
+            <w:ind w:left="0"/>
+          </w:pPr>
+          <w:hyperlink w:anchor="_DanToc9044" w:history="1">
+            <w:r>
+              <w:rPr>
+                <w:rFonts w:ascii="Tahoma" w:hAnsi="Tahoma" w:cs="Tahoma"/>
+                <w:b/>
+                <w:color w:val="542A12"/>
+                <w:sz w:val="20"/>
+              </w:rPr>
+              <w:t xml:space="preserve">20. Continual Improvement and Management of Change</w:t>
+            </w:r>
+          </w:hyperlink>
+        </w:p>
+        <w:p>
+          <w:pPr>
+            <w:spacing w:after="40" w:line="259"/>
+            <w:ind w:left="0"/>
+          </w:pPr>
+          <w:hyperlink w:anchor="_DanToc9045" w:history="1">
+            <w:r>
+              <w:rPr>
+                <w:rFonts w:ascii="Tahoma" w:hAnsi="Tahoma" w:cs="Tahoma"/>
+                <w:b/>
+                <w:color w:val="542A12"/>
+                <w:sz w:val="20"/>
+              </w:rPr>
+              <w:t xml:space="preserve">21. Document and Records Control</w:t>
+            </w:r>
+          </w:hyperlink>
+        </w:p>
+        <w:p>
+          <w:pPr>
+            <w:spacing w:after="40" w:line="259"/>
+            <w:ind w:left="0"/>
+          </w:pPr>
+          <w:hyperlink w:anchor="_DanToc9046" w:history="1">
+            <w:r>
+              <w:rPr>
+                <w:rFonts w:ascii="Tahoma" w:hAnsi="Tahoma" w:cs="Tahoma"/>
+                <w:b/>
+                <w:color w:val="542A12"/>
+                <w:sz w:val="20"/>
+              </w:rPr>
+              <w:t xml:space="preserve">Appendices</w:t>
+            </w:r>
+          </w:hyperlink>
+        </w:p>
+        <w:p>
+          <w:pPr>
             <w:pStyle w:val="TOC2"/>
             <w:tabs>
               <w:tab w:val="right" w:leader="dot" w:pos="9016"/>
@@ -6216,12 +7002,14 @@
       <w:pPr>
         <w:pStyle w:val="Heading1"/>
       </w:pPr>
+      <w:bookmarkStart w:id="9005" w:name="_DanToc9005"/>
       <w:bookmarkStart w:id="5" w:name="_Toc233728573"/>
       <w:r>
         <w:lastRenderedPageBreak/>
         <w:t>1. Introduction and Purpose</w:t>
       </w:r>
       <w:bookmarkEnd w:id="5"/>
+      <w:bookmarkEnd w:id="9005"/>
     </w:p>
     <w:p>
       <w:pPr>
@@ -6274,11 +7062,13 @@
       <w:pPr>
         <w:pStyle w:val="Heading2"/>
       </w:pPr>
+      <w:bookmarkStart w:id="9006" w:name="_DanToc9006"/>
       <w:bookmarkStart w:id="6" w:name="_Toc233728574"/>
       <w:r>
         <w:t>1.1 Objectives of the Plan</w:t>
       </w:r>
       <w:bookmarkEnd w:id="6"/>
+      <w:bookmarkEnd w:id="9006"/>
     </w:p>
     <w:p>
       <w:pPr>
@@ -6349,11 +7139,13 @@
       <w:pPr>
         <w:pStyle w:val="Heading1"/>
       </w:pPr>
+      <w:bookmarkStart w:id="9007" w:name="_DanToc9007"/>
       <w:bookmarkStart w:id="7" w:name="_Toc233728575"/>
       <w:r>
         <w:t>2. Scope and Application</w:t>
       </w:r>
       <w:bookmarkEnd w:id="7"/>
+      <w:bookmarkEnd w:id="9007"/>
     </w:p>
     <w:p>
       <w:pPr>
@@ -6395,21 +7187,25 @@
       <w:pPr>
         <w:pStyle w:val="Heading1"/>
       </w:pPr>
+      <w:bookmarkStart w:id="9008" w:name="_DanToc9008"/>
       <w:bookmarkStart w:id="8" w:name="_Toc233728576"/>
       <w:r>
         <w:t>3. References</w:t>
       </w:r>
       <w:bookmarkEnd w:id="8"/>
+      <w:bookmarkEnd w:id="9008"/>
     </w:p>
     <w:p>
       <w:pPr>
         <w:pStyle w:val="Heading2"/>
       </w:pPr>
+      <w:bookmarkStart w:id="9009" w:name="_DanToc9009"/>
       <w:bookmarkStart w:id="9" w:name="_Toc233728577"/>
       <w:r>
         <w:t>3.1 Legal and external requirements</w:t>
       </w:r>
       <w:bookmarkEnd w:id="9"/>
+      <w:bookmarkEnd w:id="9009"/>
     </w:p>
     <w:p>
       <w:pPr>
@@ -6513,11 +7309,13 @@
       <w:pPr>
         <w:pStyle w:val="Heading2"/>
       </w:pPr>
+      <w:bookmarkStart w:id="9010" w:name="_DanToc9010"/>
       <w:bookmarkStart w:id="10" w:name="_Toc233728578"/>
       <w:r>
         <w:t>3.2 Employer HSSE&amp;W standards (cascaded to the supply chain)</w:t>
       </w:r>
       <w:bookmarkEnd w:id="10"/>
+      <w:bookmarkEnd w:id="9010"/>
     </w:p>
     <w:p>
       <w:pPr>
@@ -7060,11 +7858,13 @@
       <w:pPr>
         <w:pStyle w:val="Heading1"/>
       </w:pPr>
+      <w:bookmarkStart w:id="9011" w:name="_DanToc9011"/>
       <w:bookmarkStart w:id="11" w:name="_Toc233728579"/>
       <w:r>
         <w:t>4. Definitions and Abbreviations</w:t>
       </w:r>
       <w:bookmarkEnd w:id="11"/>
+      <w:bookmarkEnd w:id="9011"/>
     </w:p>
     <w:p>
       <w:pPr>
@@ -8291,12 +9091,14 @@
       <w:pPr>
         <w:pStyle w:val="Heading1"/>
       </w:pPr>
+      <w:bookmarkStart w:id="9012" w:name="_DanToc9012"/>
       <w:bookmarkStart w:id="12" w:name="_Toc233728580"/>
       <w:r>
         <w:lastRenderedPageBreak/>
         <w:t>5. Project Description</w:t>
       </w:r>
       <w:bookmarkEnd w:id="12"/>
+      <w:bookmarkEnd w:id="9012"/>
     </w:p>
     <w:p>
       <w:pPr>
@@ -9101,11 +9903,13 @@
       <w:pPr>
         <w:pStyle w:val="Heading1"/>
       </w:pPr>
+      <w:bookmarkStart w:id="9013" w:name="_DanToc9013"/>
       <w:bookmarkStart w:id="13" w:name="_Toc233728581"/>
       <w:r>
         <w:t>6. Employer Leadership, Policy and HSSE&amp;W Culture</w:t>
       </w:r>
       <w:bookmarkEnd w:id="13"/>
+      <w:bookmarkEnd w:id="9013"/>
     </w:p>
     <w:p>
       <w:pPr>
@@ -9121,11 +9925,13 @@
       <w:pPr>
         <w:pStyle w:val="Heading2"/>
       </w:pPr>
+      <w:bookmarkStart w:id="9014" w:name="_DanToc9014"/>
       <w:bookmarkStart w:id="14" w:name="_Toc233728582"/>
       <w:r>
         <w:t>6.1 Client leadership commitments</w:t>
       </w:r>
       <w:bookmarkEnd w:id="14"/>
+      <w:bookmarkEnd w:id="9014"/>
     </w:p>
     <w:p>
       <w:pPr>
@@ -9204,6 +10010,7 @@
       <w:pPr>
         <w:pStyle w:val="Heading2"/>
       </w:pPr>
+      <w:bookmarkStart w:id="9015" w:name="_DanToc9015"/>
       <w:bookmarkStart w:id="15" w:name="_Toc233728583"/>
       <w:r>
         <w:t xml:space="preserve">6.2 Worker consultation and </w:t>
@@ -9217,6 +10024,7 @@
         <w:t xml:space="preserve"> culture</w:t>
       </w:r>
       <w:bookmarkEnd w:id="15"/>
+      <w:bookmarkEnd w:id="9015"/>
     </w:p>
     <w:p>
       <w:pPr>
@@ -9241,12 +10049,14 @@
       <w:pPr>
         <w:pStyle w:val="Heading1"/>
       </w:pPr>
+      <w:bookmarkStart w:id="9016" w:name="_DanToc9016"/>
       <w:bookmarkStart w:id="16" w:name="_Toc233728584"/>
       <w:r>
         <w:lastRenderedPageBreak/>
         <w:t>7. Governance, Roles and Responsibilities</w:t>
       </w:r>
       <w:bookmarkEnd w:id="16"/>
+      <w:bookmarkEnd w:id="9016"/>
     </w:p>
     <w:p>
       <w:pPr>
@@ -9262,11 +10072,13 @@
       <w:pPr>
         <w:pStyle w:val="Heading2"/>
       </w:pPr>
+      <w:bookmarkStart w:id="9017" w:name="_DanToc9017"/>
       <w:bookmarkStart w:id="17" w:name="_Toc233728585"/>
       <w:r>
         <w:t>7.1 Employer governance and reporting line</w:t>
       </w:r>
       <w:bookmarkEnd w:id="17"/>
+      <w:bookmarkEnd w:id="9017"/>
     </w:p>
     <w:p>
       <w:pPr>
@@ -9406,11 +10218,13 @@
       <w:pPr>
         <w:pStyle w:val="Heading2"/>
       </w:pPr>
+      <w:bookmarkStart w:id="9018" w:name="_DanToc9018"/>
       <w:bookmarkStart w:id="18" w:name="_Toc233728586"/>
       <w:r>
         <w:t>7.2 Delivery-party roles</w:t>
       </w:r>
       <w:bookmarkEnd w:id="18"/>
+      <w:bookmarkEnd w:id="9018"/>
     </w:p>
     <w:tbl>
       <w:tblPr>
@@ -9701,11 +10515,13 @@
       <w:pPr>
         <w:pStyle w:val="Heading2"/>
       </w:pPr>
+      <w:bookmarkStart w:id="9019" w:name="_DanToc9019"/>
       <w:bookmarkStart w:id="19" w:name="_Toc233728587"/>
       <w:r>
         <w:t>7.3 Three-lines assurance model</w:t>
       </w:r>
       <w:bookmarkEnd w:id="19"/>
+      <w:bookmarkEnd w:id="9019"/>
     </w:p>
     <w:tbl>
       <w:tblPr>
@@ -10126,12 +10942,14 @@
       <w:pPr>
         <w:pStyle w:val="Heading1"/>
       </w:pPr>
+      <w:bookmarkStart w:id="9020" w:name="_DanToc9020"/>
       <w:bookmarkStart w:id="20" w:name="_Toc233728588"/>
       <w:r>
         <w:lastRenderedPageBreak/>
         <w:t>8. HSSE&amp;W Requirements Cascade and Document Assurance</w:t>
       </w:r>
       <w:bookmarkEnd w:id="20"/>
+      <w:bookmarkEnd w:id="9020"/>
     </w:p>
     <w:p>
       <w:pPr>
@@ -10147,11 +10965,13 @@
       <w:pPr>
         <w:pStyle w:val="Heading2"/>
       </w:pPr>
+      <w:bookmarkStart w:id="9021" w:name="_DanToc9021"/>
       <w:bookmarkStart w:id="21" w:name="_Toc233728589"/>
       <w:r>
         <w:t>8.1 Cascade mechanism</w:t>
       </w:r>
       <w:bookmarkEnd w:id="21"/>
+      <w:bookmarkEnd w:id="9021"/>
     </w:p>
     <w:p>
       <w:pPr>
@@ -10222,11 +11042,13 @@
       <w:pPr>
         <w:pStyle w:val="Heading2"/>
       </w:pPr>
+      <w:bookmarkStart w:id="9022" w:name="_DanToc9022"/>
       <w:bookmarkStart w:id="22" w:name="_Toc233728590"/>
       <w:r>
         <w:t>8.2 Submittal review and acceptance (hold points)</w:t>
       </w:r>
       <w:bookmarkEnd w:id="22"/>
+      <w:bookmarkEnd w:id="9022"/>
     </w:p>
     <w:p>
       <w:pPr>
@@ -10909,12 +11731,14 @@
       <w:pPr>
         <w:pStyle w:val="Heading1"/>
       </w:pPr>
+      <w:bookmarkStart w:id="9023" w:name="_DanToc9023"/>
       <w:bookmarkStart w:id="23" w:name="_Toc233728591"/>
       <w:r>
         <w:lastRenderedPageBreak/>
         <w:t>9. Risk Management and Oversight</w:t>
       </w:r>
       <w:bookmarkEnd w:id="23"/>
+      <w:bookmarkEnd w:id="9023"/>
     </w:p>
     <w:p>
       <w:pPr>
@@ -10930,11 +11754,13 @@
       <w:pPr>
         <w:pStyle w:val="Heading2"/>
       </w:pPr>
+      <w:bookmarkStart w:id="9024" w:name="_DanToc9024"/>
       <w:bookmarkStart w:id="24" w:name="_Toc233728592"/>
       <w:r>
         <w:t>9.1 Tiered risk responsibility</w:t>
       </w:r>
       <w:bookmarkEnd w:id="24"/>
+      <w:bookmarkEnd w:id="9024"/>
     </w:p>
     <w:tbl>
       <w:tblPr>
@@ -11293,11 +12119,13 @@
       <w:pPr>
         <w:pStyle w:val="Heading2"/>
       </w:pPr>
+      <w:bookmarkStart w:id="9025" w:name="_DanToc9025"/>
       <w:bookmarkStart w:id="25" w:name="_Toc233728593"/>
       <w:r>
         <w:t>9.2 High-risk activities — Employer attention</w:t>
       </w:r>
       <w:bookmarkEnd w:id="25"/>
+      <w:bookmarkEnd w:id="9025"/>
     </w:p>
     <w:p>
       <w:pPr>
@@ -11428,12 +12256,14 @@
       <w:pPr>
         <w:pStyle w:val="Heading1"/>
       </w:pPr>
+      <w:bookmarkStart w:id="9026" w:name="_DanToc9026"/>
       <w:bookmarkStart w:id="26" w:name="_Toc233728594"/>
       <w:r>
         <w:lastRenderedPageBreak/>
         <w:t>10. Operational Control Standards (Cascaded to the Contractor)</w:t>
       </w:r>
       <w:bookmarkEnd w:id="26"/>
+      <w:bookmarkEnd w:id="9026"/>
     </w:p>
     <w:p>
       <w:pPr>
@@ -11465,11 +12295,13 @@
       <w:pPr>
         <w:pStyle w:val="Heading2"/>
       </w:pPr>
+      <w:bookmarkStart w:id="9027" w:name="_DanToc9027"/>
       <w:bookmarkStart w:id="27" w:name="_Toc233728595"/>
       <w:r>
         <w:t>10.1 Control-to-standard map</w:t>
       </w:r>
       <w:bookmarkEnd w:id="27"/>
+      <w:bookmarkEnd w:id="9027"/>
     </w:p>
     <w:tbl>
       <w:tblPr>
@@ -14392,12 +15224,14 @@
       <w:pPr>
         <w:pStyle w:val="Heading1"/>
       </w:pPr>
+      <w:bookmarkStart w:id="9028" w:name="_DanToc9028"/>
       <w:bookmarkStart w:id="28" w:name="_Toc233728596"/>
       <w:r>
         <w:lastRenderedPageBreak/>
         <w:t>11. Occupational Health and Welfare (Employer requirements)</w:t>
       </w:r>
       <w:bookmarkEnd w:id="28"/>
+      <w:bookmarkEnd w:id="9028"/>
     </w:p>
     <w:p>
       <w:pPr>
@@ -14421,11 +15255,13 @@
       <w:pPr>
         <w:pStyle w:val="Heading2"/>
       </w:pPr>
+      <w:bookmarkStart w:id="9029" w:name="_DanToc9029"/>
       <w:bookmarkStart w:id="29" w:name="_Toc233728597"/>
       <w:r>
         <w:t>11.1 Occupational health</w:t>
       </w:r>
       <w:bookmarkEnd w:id="29"/>
+      <w:bookmarkEnd w:id="9029"/>
     </w:p>
     <w:p>
       <w:pPr>
@@ -14486,11 +15322,13 @@
       <w:pPr>
         <w:pStyle w:val="Heading2"/>
       </w:pPr>
+      <w:bookmarkStart w:id="9030" w:name="_DanToc9030"/>
       <w:bookmarkStart w:id="30" w:name="_Toc233728598"/>
       <w:r>
         <w:t>11.2 Welfare (the “W”)</w:t>
       </w:r>
       <w:bookmarkEnd w:id="30"/>
+      <w:bookmarkEnd w:id="9030"/>
     </w:p>
     <w:p>
       <w:pPr>
@@ -14590,11 +15428,13 @@
       <w:pPr>
         <w:pStyle w:val="Heading1"/>
       </w:pPr>
+      <w:bookmarkStart w:id="9031" w:name="_DanToc9031"/>
       <w:bookmarkStart w:id="31" w:name="_Toc233728599"/>
       <w:r>
         <w:t>12. Security Arrangements</w:t>
       </w:r>
       <w:bookmarkEnd w:id="31"/>
+      <w:bookmarkEnd w:id="9031"/>
     </w:p>
     <w:p>
       <w:pPr>
@@ -14686,11 +15526,13 @@
       <w:pPr>
         <w:pStyle w:val="Heading1"/>
       </w:pPr>
+      <w:bookmarkStart w:id="9032" w:name="_DanToc9032"/>
       <w:bookmarkStart w:id="32" w:name="_Toc233728600"/>
       <w:r>
         <w:t>13. Environmental Management</w:t>
       </w:r>
       <w:bookmarkEnd w:id="32"/>
+      <w:bookmarkEnd w:id="9032"/>
     </w:p>
     <w:p>
       <w:pPr>
@@ -14775,22 +15617,26 @@
       <w:pPr>
         <w:pStyle w:val="Heading1"/>
       </w:pPr>
+      <w:bookmarkStart w:id="9033" w:name="_DanToc9033"/>
       <w:bookmarkStart w:id="33" w:name="_Toc233728601"/>
       <w:r>
         <w:lastRenderedPageBreak/>
         <w:t>14. Competence, Communication and Governance Meetings</w:t>
       </w:r>
       <w:bookmarkEnd w:id="33"/>
+      <w:bookmarkEnd w:id="9033"/>
     </w:p>
     <w:p>
       <w:pPr>
         <w:pStyle w:val="Heading2"/>
       </w:pPr>
+      <w:bookmarkStart w:id="9034" w:name="_DanToc9034"/>
       <w:bookmarkStart w:id="34" w:name="_Toc233728602"/>
       <w:r>
         <w:t>14.1 Competence assurance</w:t>
       </w:r>
       <w:bookmarkEnd w:id="34"/>
+      <w:bookmarkEnd w:id="9034"/>
     </w:p>
     <w:p>
       <w:pPr>
@@ -14806,11 +15652,13 @@
       <w:pPr>
         <w:pStyle w:val="Heading2"/>
       </w:pPr>
+      <w:bookmarkStart w:id="9035" w:name="_DanToc9035"/>
       <w:bookmarkStart w:id="35" w:name="_Toc233728603"/>
       <w:r>
         <w:t>14.2 Governance and communication forums</w:t>
       </w:r>
       <w:bookmarkEnd w:id="35"/>
+      <w:bookmarkEnd w:id="9035"/>
     </w:p>
     <w:p>
       <w:pPr>
@@ -15386,11 +16234,13 @@
       <w:pPr>
         <w:pStyle w:val="Heading1"/>
       </w:pPr>
+      <w:bookmarkStart w:id="9036" w:name="_DanToc9036"/>
       <w:bookmarkStart w:id="36" w:name="_Toc233728604"/>
       <w:r>
         <w:t>15. Emergency Preparedness and Response</w:t>
       </w:r>
       <w:bookmarkEnd w:id="36"/>
+      <w:bookmarkEnd w:id="9036"/>
     </w:p>
     <w:p>
       <w:pPr>
@@ -15471,11 +16321,13 @@
       <w:pPr>
         <w:pStyle w:val="Heading1"/>
       </w:pPr>
+      <w:bookmarkStart w:id="9037" w:name="_DanToc9037"/>
       <w:bookmarkStart w:id="37" w:name="_Toc233728605"/>
       <w:r>
         <w:t>16. Incident Management, Notification and Investigation</w:t>
       </w:r>
       <w:bookmarkEnd w:id="37"/>
+      <w:bookmarkEnd w:id="9037"/>
     </w:p>
     <w:p>
       <w:pPr>
@@ -15491,11 +16343,13 @@
       <w:pPr>
         <w:pStyle w:val="Heading2"/>
       </w:pPr>
+      <w:bookmarkStart w:id="9038" w:name="_DanToc9038"/>
       <w:bookmarkStart w:id="38" w:name="_Toc233728606"/>
       <w:r>
         <w:t>16.1 Notification flow</w:t>
       </w:r>
       <w:bookmarkEnd w:id="38"/>
+      <w:bookmarkEnd w:id="9038"/>
     </w:p>
     <w:p>
       <w:pPr>
@@ -15541,11 +16395,13 @@
       <w:pPr>
         <w:pStyle w:val="Heading2"/>
       </w:pPr>
+      <w:bookmarkStart w:id="9039" w:name="_DanToc9039"/>
       <w:bookmarkStart w:id="39" w:name="_Toc233728607"/>
       <w:r>
         <w:t>16.2 Investigation and learning</w:t>
       </w:r>
       <w:bookmarkEnd w:id="39"/>
+      <w:bookmarkEnd w:id="9039"/>
     </w:p>
     <w:p>
       <w:pPr>
@@ -15608,12 +16464,14 @@
       <w:pPr>
         <w:pStyle w:val="Heading1"/>
       </w:pPr>
+      <w:bookmarkStart w:id="9040" w:name="_DanToc9040"/>
       <w:bookmarkStart w:id="40" w:name="_Toc233728608"/>
       <w:r>
         <w:lastRenderedPageBreak/>
         <w:t>17. Monitoring, Assurance and Audit</w:t>
       </w:r>
       <w:bookmarkEnd w:id="40"/>
+      <w:bookmarkEnd w:id="9040"/>
     </w:p>
     <w:p>
       <w:pPr>
@@ -16104,11 +16962,13 @@
       <w:pPr>
         <w:pStyle w:val="Heading1"/>
       </w:pPr>
+      <w:bookmarkStart w:id="9041" w:name="_DanToc9041"/>
       <w:bookmarkStart w:id="41" w:name="_Toc233728609"/>
       <w:r>
         <w:t>18. Performance, KPIs and Reporting Up the Line</w:t>
       </w:r>
       <w:bookmarkEnd w:id="41"/>
+      <w:bookmarkEnd w:id="9041"/>
     </w:p>
     <w:p>
       <w:pPr>
@@ -17036,11 +17896,13 @@
       <w:pPr>
         <w:pStyle w:val="Heading2"/>
       </w:pPr>
+      <w:bookmarkStart w:id="9042" w:name="_DanToc9042"/>
       <w:bookmarkStart w:id="42" w:name="_Toc233728610"/>
       <w:r>
         <w:t>18.1 Reporting cascade</w:t>
       </w:r>
       <w:bookmarkEnd w:id="42"/>
+      <w:bookmarkEnd w:id="9042"/>
     </w:p>
     <w:p>
       <w:pPr>
@@ -17086,11 +17948,13 @@
       <w:pPr>
         <w:pStyle w:val="Heading1"/>
       </w:pPr>
+      <w:bookmarkStart w:id="9043" w:name="_DanToc9043"/>
       <w:bookmarkStart w:id="43" w:name="_Toc233728611"/>
       <w:r>
         <w:t>19. Stop Work Authority</w:t>
       </w:r>
       <w:bookmarkEnd w:id="43"/>
+      <w:bookmarkEnd w:id="9043"/>
     </w:p>
     <w:p>
       <w:pPr>
@@ -17138,11 +18002,13 @@
       <w:pPr>
         <w:pStyle w:val="Heading1"/>
       </w:pPr>
+      <w:bookmarkStart w:id="9044" w:name="_DanToc9044"/>
       <w:bookmarkStart w:id="44" w:name="_Toc233728612"/>
       <w:r>
         <w:t>20. Continual Improvement and Management of Change</w:t>
       </w:r>
       <w:bookmarkEnd w:id="44"/>
+      <w:bookmarkEnd w:id="9044"/>
     </w:p>
     <w:p>
       <w:pPr>
@@ -17158,11 +18024,13 @@
       <w:pPr>
         <w:pStyle w:val="Heading1"/>
       </w:pPr>
+      <w:bookmarkStart w:id="9045" w:name="_DanToc9045"/>
       <w:bookmarkStart w:id="45" w:name="_Toc233728613"/>
       <w:r>
         <w:t>21. Document and Records Control</w:t>
       </w:r>
       <w:bookmarkEnd w:id="45"/>
+      <w:bookmarkEnd w:id="9045"/>
     </w:p>
     <w:p>
       <w:pPr>
@@ -17186,12 +18054,14 @@
       <w:pPr>
         <w:pStyle w:val="Heading1"/>
       </w:pPr>
+      <w:bookmarkStart w:id="9046" w:name="_DanToc9046"/>
       <w:bookmarkStart w:id="46" w:name="_Toc233728614"/>
       <w:r>
         <w:lastRenderedPageBreak/>
         <w:t>Appendices</w:t>
       </w:r>
       <w:bookmarkEnd w:id="46"/>
+      <w:bookmarkEnd w:id="9046"/>
     </w:p>
     <w:p>
       <w:pPr>

--- a/New HSSE Management System 2026/03-Planning/01-DAN-PLN-HSE-000001-PHSEW__Jun_2026_REV00_Project_HSSEW_Plan.docx
+++ b/New HSSE Management System 2026/03-Planning/01-DAN-PLN-HSE-000001-PHSEW__Jun_2026_REV00_Project_HSSEW_Plan.docx
@@ -19179,7 +19179,7 @@
         <w:rFonts w:ascii="Tahoma" w:eastAsia="Tahoma" w:hAnsi="Tahoma" w:cs="Tahoma"/>
         <w:sz w:val="21"/>
         <w:szCs w:val="21"/>
-        <w:lang w:val="en-US" w:eastAsia="en-US" w:bidi="ar-SA"/>
+        <w:lang w:val="en-US" w:eastAsia="Tahoma" w:bidi="ar-SA"/>
       </w:rPr>
     </w:rPrDefault>
     <w:pPrDefault/>
@@ -19896,7 +19896,7 @@
     </a:clrScheme>
     <a:fontScheme name="Office">
       <a:majorFont>
-        <a:latin typeface="Aptos Display" panose="02110004020202020204"/>
+        <a:latin typeface="Tahoma" panose="02110004020202020204"/>
         <a:ea typeface=""/>
         <a:cs typeface=""/>
         <a:font script="Jpan" typeface="游ゴシック Light"/>
@@ -19948,7 +19948,7 @@
         <a:font script="Tfng" typeface="Ebrima"/>
       </a:majorFont>
       <a:minorFont>
-        <a:latin typeface="Aptos" panose="02110004020202020204"/>
+        <a:latin typeface="Tahoma" panose="02110004020202020204"/>
         <a:ea typeface=""/>
         <a:cs typeface=""/>
         <a:font script="Jpan" typeface="游明朝"/>

--- a/New HSSE Management System 2026/03-Planning/01-DAN-PLN-HSE-000001-PHSEW__Jun_2026_REV00_Project_HSSEW_Plan.docx
+++ b/New HSSE Management System 2026/03-Planning/01-DAN-PLN-HSE-000001-PHSEW__Jun_2026_REV00_Project_HSSEW_Plan.docx
@@ -9943,7 +9943,7 @@
         <w:spacing w:after="60"/>
       </w:pPr>
       <w:r>
-        <w:t>Executive visibility — senior leaders participate in project HSSE&amp;W reviews, site safety walks, and incident reviews.</w:t>
+        <w:t xml:space="preserve">Executive visibility — senior leaders attend project HSSE&amp;W governance reviews monthly, conduct at least one documented site safety walk per senior leader each month, and attend incident reviews for all high-potential and lost-time events.</w:t>
       </w:r>
     </w:p>
     <w:p>
@@ -9956,15 +9956,15 @@
         <w:spacing w:after="60"/>
       </w:pPr>
       <w:r>
-        <w:t xml:space="preserve">Resourcing assurance — the Employer provides a competent HSSE function and the authority for it to act independently of </w:t>
+        <w:t xml:space="preserve">Resourcing assurance — the Employer provides and maintains a competent HSSE function with authority to act independently of programme and commercial pressure; resourcing adequacy is reviewed at each major mobilisation and at least annually.</w:t>
       </w:r>
       <w:proofErr w:type="spellStart"/>
       <w:r>
-        <w:t>programme</w:t>
+        <w:t/>
       </w:r>
       <w:proofErr w:type="spellEnd"/>
       <w:r>
-        <w:t xml:space="preserve"> and commercial pressure.</w:t>
+        <w:t xml:space="preserve"/>
       </w:r>
     </w:p>
     <w:p>
@@ -9977,7 +9977,7 @@
         <w:spacing w:after="60"/>
       </w:pPr>
       <w:r>
-        <w:t>Uphold Stop Work Authority across the supply chain and retain ultimate client SWA (Section 19).</w:t>
+        <w:t xml:space="preserve">Uphold Stop Work Authority across the supply chain and retain ultimate client SWA (Section 19), verified through the quarterly assurance programme.</w:t>
       </w:r>
     </w:p>
     <w:p>
@@ -9990,7 +9990,7 @@
         <w:spacing w:after="60"/>
       </w:pPr>
       <w:r>
-        <w:t>Set and review HSSE&amp;W objectives and KPIs and hold the PMC and Contractor to account against them (Section 18).</w:t>
+        <w:t xml:space="preserve">Set HSSE&amp;W objectives and KPIs and hold the PMC and Contractor to account against them (Section 18); performance is reviewed monthly at project governance and formally at the quarterly executive review.</w:t>
       </w:r>
     </w:p>
     <w:p>
@@ -10003,7 +10003,7 @@
         <w:spacing w:after="60"/>
       </w:pPr>
       <w:r>
-        <w:t>Require a just, reporting culture and refuse to accept HSSE&amp;W performance traded against cost or schedule.</w:t>
+        <w:t xml:space="preserve">Require a just, reporting culture and refuse to accept HSSE&amp;W performance traded against cost or schedule; culture and leading indicators are reviewed monthly.</w:t>
       </w:r>
     </w:p>
     <w:p>
@@ -10034,7 +10034,7 @@
       </w:pPr>
       <w:r>
         <w:lastRenderedPageBreak/>
-        <w:t>Although the workforce is employed by the Contractor, the Employer assures that effective worker consultation, hazard reporting, and engagement mechanisms exist and function, and that workers can raise concerns — including to the Employer — without fear of reprisal. Culture is monitored through leading indicators and assurance findings, not assumed.</w:t>
+        <w:t xml:space="preserve">Although the workforce is employed by the Contractor, worker consultation, hazard reporting and engagement mechanisms are established and operated by the Contractor and supervised by the PMC. The Employer assures, through its oversight and audit regime, that these mechanisms exist and function and that workers can raise concerns — including to the Employer — without fear of reprisal. Culture is monitored through leading indicators and assurance findings, not assumed.</w:t>
       </w:r>
     </w:p>
     <w:p>
@@ -10377,15 +10377,15 @@
               <w:bidi w:val="0"/>
             </w:pPr>
             <w:r>
-              <w:t xml:space="preserve">Supervises the </w:t>
+              <w:t xml:space="preserve">Supervises the works on the Employer's behalf. Under authority delegated by the Employer, the PMC reviews and accepts routine Contractor submittals (AHAs, risk assessments, permits and standard method statements), and reviews and recommends to the Employer those submittals reserved to the Employer under Section 8.2 (the PSHEP, Emergency Response Plan, competence dossier and critical-activity method statements). Method statements are reviewed jointly by the PMC's HSSE&amp;W function and the relevant delivery and engineering disciplines, given their technical content. The PMC conducts day-to-day monitoring and inspection; verifies competence and resources; reports performance and non-compliance to the Employer; and supports incident investigation.</w:t>
             </w:r>
             <w:proofErr w:type="gramStart"/>
             <w:r>
-              <w:t>works</w:t>
+              <w:t/>
             </w:r>
             <w:proofErr w:type="gramEnd"/>
             <w:r>
-              <w:t xml:space="preserve"> on the Employer's behalf; reviews and recommends acceptance of Contractor PSHEP, method statements, risk assessments and permits; conducts day-to-day monitoring and inspection; verifies competence and resources; reports performance and non-compliance to the Employer; supports incident investigation.</w:t>
+              <w:t xml:space="preserve"/>
             </w:r>
           </w:p>
         </w:tc>
@@ -12134,7 +12134,7 @@
         <w:jc w:val="both"/>
       </w:pPr>
       <w:r>
-        <w:t>The following activities are designated high-risk and attract enhanced Employer/PMC scrutiny (accepted method statement, AHA, and valid permit before work). Confirm and extend against the project scope (Section 5).</w:t>
+        <w:t xml:space="preserve">The activities listed below are designated high-risk. No such activity may proceed until its method statement and Activity Hazard Analysis have been accepted in accordance with the acceptance authority in Sections 7.2 and 8.2 and a valid permit to work has been issued. This list is not exhaustive: the HSSE Manager (Employer), supported by the PMC, reviews and extends it against the project scope (Section 5) at mobilisation, at least quarterly thereafter, and whenever the scope or work method changes.</w:t>
       </w:r>
     </w:p>
     <w:p>
